--- a/Diccionario_Datos_Foodify_Menu.docx
+++ b/Diccionario_Datos_Foodify_Menu.docx
@@ -4,61 +4,14 @@
   <w:body>
     <w:p>
       <w:pPr>
-        <w:pStyle w:val="Title"/>
         <w:rPr>
           <w:rFonts w:ascii="Arial" w:eastAsia="Arial" w:hAnsi="Arial" w:cs="Arial"/>
         </w:rPr>
       </w:pPr>
-      <w:r>
-        <w:rPr>
-          <w:rFonts w:ascii="Arial" w:eastAsia="Arial" w:hAnsi="Arial" w:cs="Arial"/>
-          <w:color w:val="000000"/>
-        </w:rPr>
-        <w:t xml:space="preserve">Diccionario de Datos – Proyecto Foodify </w:t>
-      </w:r>
-      <w:r>
-        <w:rPr>
-          <w:rFonts w:ascii="Arial" w:eastAsia="Arial" w:hAnsi="Arial" w:cs="Arial"/>
-          <w:color w:val="000000"/>
-        </w:rPr>
-        <w:t>Men</w:t>
-      </w:r>
-      <w:r>
-        <w:rPr>
-          <w:rFonts w:ascii="Arial" w:eastAsia="Arial" w:hAnsi="Arial" w:cs="Arial"/>
-          <w:color w:val="000000"/>
-        </w:rPr>
-        <w:t xml:space="preserve">ú </w:t>
-      </w:r>
     </w:p>
     <w:p>
       <w:pPr>
-        <w:rPr>
-          <w:rFonts w:ascii="Arial" w:eastAsia="Arial" w:hAnsi="Arial" w:cs="Arial"/>
-        </w:rPr>
-      </w:pPr>
-      <w:r>
-        <w:rPr>
-          <w:rFonts w:ascii="Arial" w:eastAsia="Arial" w:hAnsi="Arial" w:cs="Arial"/>
-        </w:rPr>
-        <w:t xml:space="preserve">Este documento define las entidades principales identificadas en los diagramas del proyecto Foodify </w:t>
-      </w:r>
-      <w:r>
-        <w:rPr>
-          <w:rFonts w:ascii="Arial" w:eastAsia="Arial" w:hAnsi="Arial" w:cs="Arial"/>
-        </w:rPr>
-        <w:t>Menú</w:t>
-      </w:r>
-      <w:r>
-        <w:rPr>
-          <w:rFonts w:ascii="Arial" w:eastAsia="Arial" w:hAnsi="Arial" w:cs="Arial"/>
-        </w:rPr>
-        <w:t>.</w:t>
-      </w:r>
-    </w:p>
-    <w:p>
-      <w:pPr>
-        <w:pStyle w:val="Heading1"/>
+        <w:pStyle w:val="Ttulo1"/>
         <w:rPr>
           <w:rFonts w:ascii="Arial" w:eastAsia="Arial" w:hAnsi="Arial" w:cs="Arial"/>
           <w:color w:val="000000"/>
@@ -69,690 +22,6 @@
           <w:rFonts w:ascii="Arial" w:eastAsia="Arial" w:hAnsi="Arial" w:cs="Arial"/>
           <w:color w:val="000000"/>
         </w:rPr>
-        <w:t>Tabla: Usuario</w:t>
-      </w:r>
-    </w:p>
-    <w:tbl>
-      <w:tblPr>
-        <w:tblStyle w:val="a"/>
-        <w:tblW w:w="8640" w:type="dxa"/>
-        <w:tblInd w:w="-108" w:type="dxa"/>
-        <w:tblBorders>
-          <w:top w:val="single" w:sz="4" w:space="0" w:color="000000"/>
-          <w:left w:val="single" w:sz="4" w:space="0" w:color="000000"/>
-          <w:bottom w:val="single" w:sz="4" w:space="0" w:color="000000"/>
-          <w:right w:val="single" w:sz="4" w:space="0" w:color="000000"/>
-          <w:insideH w:val="single" w:sz="4" w:space="0" w:color="000000"/>
-          <w:insideV w:val="single" w:sz="4" w:space="0" w:color="000000"/>
-        </w:tblBorders>
-        <w:tblLayout w:type="fixed"/>
-        <w:tblLook w:val="0400" w:firstRow="0" w:lastRow="0" w:firstColumn="0" w:lastColumn="0" w:noHBand="0" w:noVBand="1"/>
-      </w:tblPr>
-      <w:tblGrid>
-        <w:gridCol w:w="2160"/>
-        <w:gridCol w:w="2160"/>
-        <w:gridCol w:w="2160"/>
-        <w:gridCol w:w="2160"/>
-      </w:tblGrid>
-      <w:tr>
-        <w:tc>
-          <w:tcPr>
-            <w:tcW w:w="2160" w:type="dxa"/>
-          </w:tcPr>
-          <w:p>
-            <w:pPr>
-              <w:rPr>
-                <w:rFonts w:ascii="Arial" w:eastAsia="Arial" w:hAnsi="Arial" w:cs="Arial"/>
-              </w:rPr>
-            </w:pPr>
-            <w:r>
-              <w:rPr>
-                <w:rFonts w:ascii="Arial" w:eastAsia="Arial" w:hAnsi="Arial" w:cs="Arial"/>
-              </w:rPr>
-              <w:t>Campo</w:t>
-            </w:r>
-          </w:p>
-        </w:tc>
-        <w:tc>
-          <w:tcPr>
-            <w:tcW w:w="2160" w:type="dxa"/>
-          </w:tcPr>
-          <w:p>
-            <w:pPr>
-              <w:rPr>
-                <w:rFonts w:ascii="Arial" w:eastAsia="Arial" w:hAnsi="Arial" w:cs="Arial"/>
-              </w:rPr>
-            </w:pPr>
-            <w:r>
-              <w:rPr>
-                <w:rFonts w:ascii="Arial" w:eastAsia="Arial" w:hAnsi="Arial" w:cs="Arial"/>
-              </w:rPr>
-              <w:t>Tipo</w:t>
-            </w:r>
-          </w:p>
-        </w:tc>
-        <w:tc>
-          <w:tcPr>
-            <w:tcW w:w="2160" w:type="dxa"/>
-          </w:tcPr>
-          <w:p>
-            <w:pPr>
-              <w:rPr>
-                <w:rFonts w:ascii="Arial" w:eastAsia="Arial" w:hAnsi="Arial" w:cs="Arial"/>
-              </w:rPr>
-            </w:pPr>
-            <w:r>
-              <w:rPr>
-                <w:rFonts w:ascii="Arial" w:eastAsia="Arial" w:hAnsi="Arial" w:cs="Arial"/>
-              </w:rPr>
-              <w:t>Restricción</w:t>
-            </w:r>
-          </w:p>
-        </w:tc>
-        <w:tc>
-          <w:tcPr>
-            <w:tcW w:w="2160" w:type="dxa"/>
-          </w:tcPr>
-          <w:p>
-            <w:pPr>
-              <w:rPr>
-                <w:rFonts w:ascii="Arial" w:eastAsia="Arial" w:hAnsi="Arial" w:cs="Arial"/>
-              </w:rPr>
-            </w:pPr>
-            <w:r>
-              <w:rPr>
-                <w:rFonts w:ascii="Arial" w:eastAsia="Arial" w:hAnsi="Arial" w:cs="Arial"/>
-              </w:rPr>
-              <w:t>Descripción</w:t>
-            </w:r>
-          </w:p>
-        </w:tc>
-      </w:tr>
-      <w:tr>
-        <w:tc>
-          <w:tcPr>
-            <w:tcW w:w="2160" w:type="dxa"/>
-          </w:tcPr>
-          <w:p>
-            <w:pPr>
-              <w:rPr>
-                <w:rFonts w:ascii="Arial" w:eastAsia="Arial" w:hAnsi="Arial" w:cs="Arial"/>
-              </w:rPr>
-            </w:pPr>
-            <w:r>
-              <w:rPr>
-                <w:rFonts w:ascii="Arial" w:eastAsia="Arial" w:hAnsi="Arial" w:cs="Arial"/>
-              </w:rPr>
-              <w:t>id_usuario</w:t>
-            </w:r>
-          </w:p>
-        </w:tc>
-        <w:tc>
-          <w:tcPr>
-            <w:tcW w:w="2160" w:type="dxa"/>
-          </w:tcPr>
-          <w:p>
-            <w:pPr>
-              <w:rPr>
-                <w:rFonts w:ascii="Arial" w:eastAsia="Arial" w:hAnsi="Arial" w:cs="Arial"/>
-              </w:rPr>
-            </w:pPr>
-            <w:r>
-              <w:rPr>
-                <w:rFonts w:ascii="Arial" w:eastAsia="Arial" w:hAnsi="Arial" w:cs="Arial"/>
-              </w:rPr>
-              <w:t>INT</w:t>
-            </w:r>
-          </w:p>
-        </w:tc>
-        <w:tc>
-          <w:tcPr>
-            <w:tcW w:w="2160" w:type="dxa"/>
-          </w:tcPr>
-          <w:p>
-            <w:pPr>
-              <w:rPr>
-                <w:rFonts w:ascii="Arial" w:eastAsia="Arial" w:hAnsi="Arial" w:cs="Arial"/>
-              </w:rPr>
-            </w:pPr>
-            <w:r>
-              <w:rPr>
-                <w:rFonts w:ascii="Arial" w:eastAsia="Arial" w:hAnsi="Arial" w:cs="Arial"/>
-              </w:rPr>
-              <w:t>PK</w:t>
-            </w:r>
-          </w:p>
-        </w:tc>
-        <w:tc>
-          <w:tcPr>
-            <w:tcW w:w="2160" w:type="dxa"/>
-          </w:tcPr>
-          <w:p>
-            <w:pPr>
-              <w:rPr>
-                <w:rFonts w:ascii="Arial" w:hAnsi="Arial" w:cs="Arial"/>
-              </w:rPr>
-            </w:pPr>
-            <w:r>
-              <w:rPr>
-                <w:rFonts w:ascii="Arial" w:hAnsi="Arial" w:cs="Arial"/>
-              </w:rPr>
-              <w:t>Identificador único y consecutivo asignado a cada usuario registrado en el sistema.</w:t>
-            </w:r>
-          </w:p>
-        </w:tc>
-      </w:tr>
-      <w:tr>
-        <w:tc>
-          <w:tcPr>
-            <w:tcW w:w="2160" w:type="dxa"/>
-          </w:tcPr>
-          <w:p>
-            <w:pPr>
-              <w:rPr>
-                <w:rFonts w:ascii="Arial" w:eastAsia="Arial" w:hAnsi="Arial" w:cs="Arial"/>
-              </w:rPr>
-            </w:pPr>
-            <w:r>
-              <w:rPr>
-                <w:rFonts w:ascii="Arial" w:eastAsia="Arial" w:hAnsi="Arial" w:cs="Arial"/>
-              </w:rPr>
-              <w:t>nombre</w:t>
-            </w:r>
-          </w:p>
-        </w:tc>
-        <w:tc>
-          <w:tcPr>
-            <w:tcW w:w="2160" w:type="dxa"/>
-          </w:tcPr>
-          <w:p>
-            <w:pPr>
-              <w:rPr>
-                <w:rFonts w:ascii="Arial" w:eastAsia="Arial" w:hAnsi="Arial" w:cs="Arial"/>
-              </w:rPr>
-            </w:pPr>
-            <w:r>
-              <w:rPr>
-                <w:rFonts w:ascii="Arial" w:eastAsia="Arial" w:hAnsi="Arial" w:cs="Arial"/>
-              </w:rPr>
-              <w:t>VARCHAR(50)</w:t>
-            </w:r>
-          </w:p>
-        </w:tc>
-        <w:tc>
-          <w:tcPr>
-            <w:tcW w:w="2160" w:type="dxa"/>
-          </w:tcPr>
-          <w:p>
-            <w:pPr>
-              <w:rPr>
-                <w:rFonts w:ascii="Arial" w:eastAsia="Arial" w:hAnsi="Arial" w:cs="Arial"/>
-              </w:rPr>
-            </w:pPr>
-          </w:p>
-        </w:tc>
-        <w:tc>
-          <w:tcPr>
-            <w:tcW w:w="2160" w:type="dxa"/>
-          </w:tcPr>
-          <w:p>
-            <w:pPr>
-              <w:rPr>
-                <w:rFonts w:ascii="Arial" w:hAnsi="Arial" w:cs="Arial"/>
-              </w:rPr>
-            </w:pPr>
-            <w:r>
-              <w:rPr>
-                <w:rFonts w:ascii="Arial" w:hAnsi="Arial" w:cs="Arial"/>
-              </w:rPr>
-              <w:t>Nombre que identifica el registro.</w:t>
-            </w:r>
-          </w:p>
-        </w:tc>
-      </w:tr>
-      <w:tr>
-        <w:tc>
-          <w:tcPr>
-            <w:tcW w:w="2160" w:type="dxa"/>
-          </w:tcPr>
-          <w:p>
-            <w:pPr>
-              <w:rPr>
-                <w:rFonts w:ascii="Arial" w:eastAsia="Arial" w:hAnsi="Arial" w:cs="Arial"/>
-              </w:rPr>
-            </w:pPr>
-            <w:r>
-              <w:rPr>
-                <w:rFonts w:ascii="Arial" w:eastAsia="Arial" w:hAnsi="Arial" w:cs="Arial"/>
-              </w:rPr>
-              <w:t>apellido</w:t>
-            </w:r>
-          </w:p>
-        </w:tc>
-        <w:tc>
-          <w:tcPr>
-            <w:tcW w:w="2160" w:type="dxa"/>
-          </w:tcPr>
-          <w:p>
-            <w:pPr>
-              <w:rPr>
-                <w:rFonts w:ascii="Arial" w:eastAsia="Arial" w:hAnsi="Arial" w:cs="Arial"/>
-              </w:rPr>
-            </w:pPr>
-            <w:r>
-              <w:rPr>
-                <w:rFonts w:ascii="Arial" w:eastAsia="Arial" w:hAnsi="Arial" w:cs="Arial"/>
-              </w:rPr>
-              <w:t>VARCHAR(50)</w:t>
-            </w:r>
-          </w:p>
-        </w:tc>
-        <w:tc>
-          <w:tcPr>
-            <w:tcW w:w="2160" w:type="dxa"/>
-          </w:tcPr>
-          <w:p>
-            <w:pPr>
-              <w:rPr>
-                <w:rFonts w:ascii="Arial" w:eastAsia="Arial" w:hAnsi="Arial" w:cs="Arial"/>
-              </w:rPr>
-            </w:pPr>
-          </w:p>
-        </w:tc>
-        <w:tc>
-          <w:tcPr>
-            <w:tcW w:w="2160" w:type="dxa"/>
-          </w:tcPr>
-          <w:p>
-            <w:pPr>
-              <w:rPr>
-                <w:rFonts w:ascii="Arial" w:hAnsi="Arial" w:cs="Arial"/>
-              </w:rPr>
-            </w:pPr>
-            <w:r>
-              <w:rPr>
-                <w:rFonts w:ascii="Arial" w:hAnsi="Arial" w:cs="Arial"/>
-              </w:rPr>
-              <w:t>Apellido del usuario registrado.</w:t>
-            </w:r>
-          </w:p>
-        </w:tc>
-      </w:tr>
-      <w:tr>
-        <w:tc>
-          <w:tcPr>
-            <w:tcW w:w="2160" w:type="dxa"/>
-          </w:tcPr>
-          <w:p>
-            <w:pPr>
-              <w:rPr>
-                <w:rFonts w:ascii="Arial" w:eastAsia="Arial" w:hAnsi="Arial" w:cs="Arial"/>
-              </w:rPr>
-            </w:pPr>
-            <w:r>
-              <w:rPr>
-                <w:rFonts w:ascii="Arial" w:eastAsia="Arial" w:hAnsi="Arial" w:cs="Arial"/>
-              </w:rPr>
-              <w:t>correo</w:t>
-            </w:r>
-          </w:p>
-        </w:tc>
-        <w:tc>
-          <w:tcPr>
-            <w:tcW w:w="2160" w:type="dxa"/>
-          </w:tcPr>
-          <w:p>
-            <w:pPr>
-              <w:rPr>
-                <w:rFonts w:ascii="Arial" w:eastAsia="Arial" w:hAnsi="Arial" w:cs="Arial"/>
-              </w:rPr>
-            </w:pPr>
-            <w:r>
-              <w:rPr>
-                <w:rFonts w:ascii="Arial" w:eastAsia="Arial" w:hAnsi="Arial" w:cs="Arial"/>
-              </w:rPr>
-              <w:t>VARCHAR(100)</w:t>
-            </w:r>
-          </w:p>
-        </w:tc>
-        <w:tc>
-          <w:tcPr>
-            <w:tcW w:w="2160" w:type="dxa"/>
-          </w:tcPr>
-          <w:p>
-            <w:pPr>
-              <w:rPr>
-                <w:rFonts w:ascii="Arial" w:eastAsia="Arial" w:hAnsi="Arial" w:cs="Arial"/>
-              </w:rPr>
-            </w:pPr>
-            <w:r>
-              <w:rPr>
-                <w:rFonts w:ascii="Arial" w:eastAsia="Arial" w:hAnsi="Arial" w:cs="Arial"/>
-              </w:rPr>
-              <w:t>Único</w:t>
-            </w:r>
-          </w:p>
-        </w:tc>
-        <w:tc>
-          <w:tcPr>
-            <w:tcW w:w="2160" w:type="dxa"/>
-          </w:tcPr>
-          <w:p>
-            <w:pPr>
-              <w:rPr>
-                <w:rFonts w:ascii="Arial" w:hAnsi="Arial" w:cs="Arial"/>
-              </w:rPr>
-            </w:pPr>
-            <w:r>
-              <w:rPr>
-                <w:rFonts w:ascii="Arial" w:hAnsi="Arial" w:cs="Arial"/>
-              </w:rPr>
-              <w:t>Dirección de correo electrónico única utilizada para iniciar sesión y recibir notificaciones.</w:t>
-            </w:r>
-          </w:p>
-        </w:tc>
-      </w:tr>
-      <w:tr>
-        <w:tc>
-          <w:tcPr>
-            <w:tcW w:w="2160" w:type="dxa"/>
-          </w:tcPr>
-          <w:p>
-            <w:pPr>
-              <w:rPr>
-                <w:rFonts w:ascii="Arial" w:eastAsia="Arial" w:hAnsi="Arial" w:cs="Arial"/>
-              </w:rPr>
-            </w:pPr>
-            <w:r>
-              <w:rPr>
-                <w:rFonts w:ascii="Arial" w:eastAsia="Arial" w:hAnsi="Arial" w:cs="Arial"/>
-              </w:rPr>
-              <w:t>contraseña</w:t>
-            </w:r>
-          </w:p>
-        </w:tc>
-        <w:tc>
-          <w:tcPr>
-            <w:tcW w:w="2160" w:type="dxa"/>
-          </w:tcPr>
-          <w:p>
-            <w:pPr>
-              <w:rPr>
-                <w:rFonts w:ascii="Arial" w:eastAsia="Arial" w:hAnsi="Arial" w:cs="Arial"/>
-              </w:rPr>
-            </w:pPr>
-            <w:r>
-              <w:rPr>
-                <w:rFonts w:ascii="Arial" w:eastAsia="Arial" w:hAnsi="Arial" w:cs="Arial"/>
-              </w:rPr>
-              <w:t>VARCHAR(255)</w:t>
-            </w:r>
-          </w:p>
-        </w:tc>
-        <w:tc>
-          <w:tcPr>
-            <w:tcW w:w="2160" w:type="dxa"/>
-          </w:tcPr>
-          <w:p>
-            <w:pPr>
-              <w:rPr>
-                <w:rFonts w:ascii="Arial" w:eastAsia="Arial" w:hAnsi="Arial" w:cs="Arial"/>
-              </w:rPr>
-            </w:pPr>
-          </w:p>
-        </w:tc>
-        <w:tc>
-          <w:tcPr>
-            <w:tcW w:w="2160" w:type="dxa"/>
-          </w:tcPr>
-          <w:p>
-            <w:pPr>
-              <w:rPr>
-                <w:rFonts w:ascii="Arial" w:hAnsi="Arial" w:cs="Arial"/>
-              </w:rPr>
-            </w:pPr>
-            <w:r>
-              <w:rPr>
-                <w:rFonts w:ascii="Arial" w:hAnsi="Arial" w:cs="Arial"/>
-              </w:rPr>
-              <w:t>Contraseña almacenada de forma cifrada para proteger el acceso a la cuenta.</w:t>
-            </w:r>
-          </w:p>
-        </w:tc>
-      </w:tr>
-      <w:tr>
-        <w:tc>
-          <w:tcPr>
-            <w:tcW w:w="2160" w:type="dxa"/>
-          </w:tcPr>
-          <w:p>
-            <w:pPr>
-              <w:rPr>
-                <w:rFonts w:ascii="Arial" w:eastAsia="Arial" w:hAnsi="Arial" w:cs="Arial"/>
-              </w:rPr>
-            </w:pPr>
-            <w:r>
-              <w:rPr>
-                <w:rFonts w:ascii="Arial" w:eastAsia="Arial" w:hAnsi="Arial" w:cs="Arial"/>
-              </w:rPr>
-              <w:t>dirección</w:t>
-            </w:r>
-          </w:p>
-        </w:tc>
-        <w:tc>
-          <w:tcPr>
-            <w:tcW w:w="2160" w:type="dxa"/>
-          </w:tcPr>
-          <w:p>
-            <w:pPr>
-              <w:rPr>
-                <w:rFonts w:ascii="Arial" w:eastAsia="Arial" w:hAnsi="Arial" w:cs="Arial"/>
-              </w:rPr>
-            </w:pPr>
-            <w:r>
-              <w:rPr>
-                <w:rFonts w:ascii="Arial" w:eastAsia="Arial" w:hAnsi="Arial" w:cs="Arial"/>
-              </w:rPr>
-              <w:t>VARCHAR(150)</w:t>
-            </w:r>
-          </w:p>
-        </w:tc>
-        <w:tc>
-          <w:tcPr>
-            <w:tcW w:w="2160" w:type="dxa"/>
-          </w:tcPr>
-          <w:p>
-            <w:pPr>
-              <w:rPr>
-                <w:rFonts w:ascii="Arial" w:eastAsia="Arial" w:hAnsi="Arial" w:cs="Arial"/>
-              </w:rPr>
-            </w:pPr>
-          </w:p>
-        </w:tc>
-        <w:tc>
-          <w:tcPr>
-            <w:tcW w:w="2160" w:type="dxa"/>
-          </w:tcPr>
-          <w:p>
-            <w:pPr>
-              <w:rPr>
-                <w:rFonts w:ascii="Arial" w:hAnsi="Arial" w:cs="Arial"/>
-              </w:rPr>
-            </w:pPr>
-            <w:r>
-              <w:rPr>
-                <w:rFonts w:ascii="Arial" w:hAnsi="Arial" w:cs="Arial"/>
-              </w:rPr>
-              <w:t>Dirección registrada para la entrega de pedidos.</w:t>
-            </w:r>
-          </w:p>
-        </w:tc>
-      </w:tr>
-      <w:tr>
-        <w:tc>
-          <w:tcPr>
-            <w:tcW w:w="2160" w:type="dxa"/>
-          </w:tcPr>
-          <w:p>
-            <w:pPr>
-              <w:rPr>
-                <w:rFonts w:ascii="Arial" w:eastAsia="Arial" w:hAnsi="Arial" w:cs="Arial"/>
-              </w:rPr>
-            </w:pPr>
-            <w:r>
-              <w:rPr>
-                <w:rFonts w:ascii="Arial" w:eastAsia="Arial" w:hAnsi="Arial" w:cs="Arial"/>
-              </w:rPr>
-              <w:t>teléfono</w:t>
-            </w:r>
-          </w:p>
-        </w:tc>
-        <w:tc>
-          <w:tcPr>
-            <w:tcW w:w="2160" w:type="dxa"/>
-          </w:tcPr>
-          <w:p>
-            <w:pPr>
-              <w:rPr>
-                <w:rFonts w:ascii="Arial" w:eastAsia="Arial" w:hAnsi="Arial" w:cs="Arial"/>
-              </w:rPr>
-            </w:pPr>
-            <w:r>
-              <w:rPr>
-                <w:rFonts w:ascii="Arial" w:eastAsia="Arial" w:hAnsi="Arial" w:cs="Arial"/>
-              </w:rPr>
-              <w:t>VARCHAR(15)</w:t>
-            </w:r>
-          </w:p>
-        </w:tc>
-        <w:tc>
-          <w:tcPr>
-            <w:tcW w:w="2160" w:type="dxa"/>
-          </w:tcPr>
-          <w:p>
-            <w:pPr>
-              <w:rPr>
-                <w:rFonts w:ascii="Arial" w:eastAsia="Arial" w:hAnsi="Arial" w:cs="Arial"/>
-              </w:rPr>
-            </w:pPr>
-          </w:p>
-        </w:tc>
-        <w:tc>
-          <w:tcPr>
-            <w:tcW w:w="2160" w:type="dxa"/>
-          </w:tcPr>
-          <w:p>
-            <w:pPr>
-              <w:rPr>
-                <w:rFonts w:ascii="Arial" w:hAnsi="Arial" w:cs="Arial"/>
-              </w:rPr>
-            </w:pPr>
-            <w:r>
-              <w:rPr>
-                <w:rFonts w:ascii="Arial" w:hAnsi="Arial" w:cs="Arial"/>
-              </w:rPr>
-              <w:t>Número de contacto del usuario.</w:t>
-            </w:r>
-          </w:p>
-        </w:tc>
-      </w:tr>
-      <w:tr>
-        <w:tc>
-          <w:tcPr>
-            <w:tcW w:w="2160" w:type="dxa"/>
-          </w:tcPr>
-          <w:p>
-            <w:pPr>
-              <w:rPr>
-                <w:rFonts w:ascii="Arial" w:eastAsia="Arial" w:hAnsi="Arial" w:cs="Arial"/>
-              </w:rPr>
-            </w:pPr>
-            <w:r>
-              <w:rPr>
-                <w:rFonts w:ascii="Arial" w:eastAsia="Arial" w:hAnsi="Arial" w:cs="Arial"/>
-              </w:rPr>
-              <w:t>rol</w:t>
-            </w:r>
-          </w:p>
-        </w:tc>
-        <w:tc>
-          <w:tcPr>
-            <w:tcW w:w="2160" w:type="dxa"/>
-          </w:tcPr>
-          <w:p>
-            <w:pPr>
-              <w:rPr>
-                <w:rFonts w:ascii="Arial" w:eastAsia="Arial" w:hAnsi="Arial" w:cs="Arial"/>
-              </w:rPr>
-            </w:pPr>
-            <w:r>
-              <w:rPr>
-                <w:rFonts w:ascii="Arial" w:eastAsia="Arial" w:hAnsi="Arial" w:cs="Arial"/>
-              </w:rPr>
-              <w:t>VARCHAR(20)</w:t>
-            </w:r>
-          </w:p>
-        </w:tc>
-        <w:tc>
-          <w:tcPr>
-            <w:tcW w:w="2160" w:type="dxa"/>
-          </w:tcPr>
-          <w:p>
-            <w:pPr>
-              <w:rPr>
-                <w:rFonts w:ascii="Arial" w:eastAsia="Arial" w:hAnsi="Arial" w:cs="Arial"/>
-              </w:rPr>
-            </w:pPr>
-          </w:p>
-        </w:tc>
-        <w:tc>
-          <w:tcPr>
-            <w:tcW w:w="2160" w:type="dxa"/>
-          </w:tcPr>
-          <w:p>
-            <w:pPr>
-              <w:rPr>
-                <w:rFonts w:ascii="Arial" w:hAnsi="Arial" w:cs="Arial"/>
-              </w:rPr>
-            </w:pPr>
-            <w:r>
-              <w:rPr>
-                <w:rFonts w:ascii="Arial" w:hAnsi="Arial" w:cs="Arial"/>
-              </w:rPr>
-              <w:t>Tipo de usuario y permisos dentro del sistema.</w:t>
-            </w:r>
-          </w:p>
-        </w:tc>
-      </w:tr>
-    </w:tbl>
-    <w:p>
-      <w:pPr>
-        <w:rPr>
-          <w:rFonts w:ascii="Arial" w:eastAsia="Arial" w:hAnsi="Arial" w:cs="Arial"/>
-        </w:rPr>
-      </w:pPr>
-    </w:p>
-    <w:p>
-      <w:pPr>
-        <w:rPr>
-          <w:rFonts w:ascii="Arial" w:eastAsia="Arial" w:hAnsi="Arial" w:cs="Arial"/>
-        </w:rPr>
-      </w:pPr>
-    </w:p>
-    <w:p>
-      <w:pPr>
-        <w:pStyle w:val="Heading1"/>
-        <w:rPr>
-          <w:rFonts w:ascii="Arial" w:eastAsia="Arial" w:hAnsi="Arial" w:cs="Arial"/>
-          <w:color w:val="000000"/>
-        </w:rPr>
-      </w:pPr>
-      <w:r>
-        <w:rPr>
-          <w:rFonts w:ascii="Arial" w:eastAsia="Arial" w:hAnsi="Arial" w:cs="Arial"/>
-          <w:color w:val="000000"/>
-        </w:rPr>
-        <w:lastRenderedPageBreak/>
         <w:t xml:space="preserve">Tabla: </w:t>
       </w:r>
       <w:r>
@@ -1079,7 +348,7 @@
     </w:p>
     <w:p>
       <w:pPr>
-        <w:pStyle w:val="Heading1"/>
+        <w:pStyle w:val="Ttulo1"/>
         <w:rPr>
           <w:rFonts w:ascii="Arial" w:eastAsia="Arial" w:hAnsi="Arial" w:cs="Arial"/>
           <w:color w:val="000000"/>
@@ -1755,7 +1024,7 @@
     </w:p>
     <w:p>
       <w:pPr>
-        <w:pStyle w:val="Heading1"/>
+        <w:pStyle w:val="Ttulo1"/>
         <w:rPr>
           <w:rFonts w:ascii="Arial" w:eastAsia="Arial" w:hAnsi="Arial" w:cs="Arial"/>
           <w:color w:val="000000"/>
@@ -1880,6 +1149,7 @@
               <w:rPr>
                 <w:rFonts w:ascii="Arial" w:eastAsia="Arial" w:hAnsi="Arial" w:cs="Arial"/>
               </w:rPr>
+              <w:lastRenderedPageBreak/>
               <w:t>id_carrito</w:t>
             </w:r>
           </w:p>
@@ -2008,14 +1278,7 @@
               <w:rPr>
                 <w:rFonts w:ascii="Arial" w:hAnsi="Arial" w:cs="Arial"/>
               </w:rPr>
-              <w:t xml:space="preserve">Identificador único y consecutivo </w:t>
-            </w:r>
-            <w:r>
-              <w:rPr>
-                <w:rFonts w:ascii="Arial" w:hAnsi="Arial" w:cs="Arial"/>
-              </w:rPr>
-              <w:lastRenderedPageBreak/>
-              <w:t>asignado a cada usuario registrado en el sistema.</w:t>
+              <w:t>Identificador único y consecutivo asignado a cada usuario registrado en el sistema.</w:t>
             </w:r>
           </w:p>
         </w:tc>
@@ -2035,7 +1298,6 @@
               <w:rPr>
                 <w:rFonts w:ascii="Arial" w:eastAsia="Arial" w:hAnsi="Arial" w:cs="Arial"/>
               </w:rPr>
-              <w:lastRenderedPageBreak/>
               <w:t>fecha_creacion</w:t>
             </w:r>
           </w:p>
@@ -2167,7 +1429,7 @@
     </w:p>
     <w:p>
       <w:pPr>
-        <w:pStyle w:val="Heading1"/>
+        <w:pStyle w:val="Ttulo1"/>
         <w:rPr>
           <w:rFonts w:ascii="Arial" w:eastAsia="Arial" w:hAnsi="Arial" w:cs="Arial"/>
           <w:color w:val="000000"/>
@@ -2707,7 +1969,7 @@
     </w:p>
     <w:p>
       <w:pPr>
-        <w:pStyle w:val="Heading1"/>
+        <w:pStyle w:val="Ttulo1"/>
         <w:rPr>
           <w:rFonts w:ascii="Arial" w:eastAsia="Arial" w:hAnsi="Arial" w:cs="Arial"/>
           <w:color w:val="000000"/>
@@ -2980,6 +2242,7 @@
               <w:rPr>
                 <w:rFonts w:ascii="Arial" w:eastAsia="Arial" w:hAnsi="Arial" w:cs="Arial"/>
               </w:rPr>
+              <w:lastRenderedPageBreak/>
               <w:t>id_producto</w:t>
             </w:r>
           </w:p>
@@ -3122,7 +2385,6 @@
               <w:rPr>
                 <w:rFonts w:ascii="Arial" w:eastAsia="Arial" w:hAnsi="Arial" w:cs="Arial"/>
               </w:rPr>
-              <w:lastRenderedPageBreak/>
               <w:t>subtotal</w:t>
             </w:r>
           </w:p>
@@ -3186,7 +2448,7 @@
     </w:p>
     <w:p>
       <w:pPr>
-        <w:pStyle w:val="Heading1"/>
+        <w:pStyle w:val="Ttulo1"/>
         <w:rPr>
           <w:rFonts w:ascii="Arial" w:eastAsia="Arial" w:hAnsi="Arial" w:cs="Arial"/>
           <w:color w:val="000000"/>
@@ -3733,7 +2995,7 @@
     </w:p>
     <w:p>
       <w:pPr>
-        <w:pStyle w:val="Heading1"/>
+        <w:pStyle w:val="Ttulo1"/>
         <w:rPr>
           <w:rFonts w:ascii="Arial" w:eastAsia="Arial" w:hAnsi="Arial" w:cs="Arial"/>
           <w:color w:val="000000"/>
@@ -4430,7 +3692,7 @@
       <w:lang w:val="es-ES"/>
     </w:rPr>
   </w:style>
-  <w:style w:type="paragraph" w:styleId="Heading1">
+  <w:style w:type="paragraph" w:styleId="Ttulo1">
     <w:name w:val="heading 1"/>
     <w:basedOn w:val="Normal"/>
     <w:next w:val="Normal"/>
@@ -4451,7 +3713,7 @@
       <w:szCs w:val="28"/>
     </w:rPr>
   </w:style>
-  <w:style w:type="paragraph" w:styleId="Heading2">
+  <w:style w:type="paragraph" w:styleId="Ttulo2">
     <w:name w:val="heading 2"/>
     <w:basedOn w:val="Normal"/>
     <w:next w:val="Normal"/>
@@ -4474,7 +3736,7 @@
       <w:szCs w:val="26"/>
     </w:rPr>
   </w:style>
-  <w:style w:type="paragraph" w:styleId="Heading3">
+  <w:style w:type="paragraph" w:styleId="Ttulo3">
     <w:name w:val="heading 3"/>
     <w:basedOn w:val="Normal"/>
     <w:next w:val="Normal"/>
@@ -4495,7 +3757,7 @@
       <w:color w:val="4F81BD"/>
     </w:rPr>
   </w:style>
-  <w:style w:type="paragraph" w:styleId="Heading4">
+  <w:style w:type="paragraph" w:styleId="Ttulo4">
     <w:name w:val="heading 4"/>
     <w:basedOn w:val="Normal"/>
     <w:next w:val="Normal"/>
@@ -4518,7 +3780,7 @@
       <w:color w:val="4F81BD"/>
     </w:rPr>
   </w:style>
-  <w:style w:type="paragraph" w:styleId="Heading5">
+  <w:style w:type="paragraph" w:styleId="Ttulo5">
     <w:name w:val="heading 5"/>
     <w:basedOn w:val="Normal"/>
     <w:next w:val="Normal"/>
@@ -4537,7 +3799,7 @@
       <w:color w:val="243F61"/>
     </w:rPr>
   </w:style>
-  <w:style w:type="paragraph" w:styleId="Heading6">
+  <w:style w:type="paragraph" w:styleId="Ttulo6">
     <w:name w:val="heading 6"/>
     <w:basedOn w:val="Normal"/>
     <w:next w:val="Normal"/>
@@ -4558,13 +3820,13 @@
       <w:color w:val="243F61"/>
     </w:rPr>
   </w:style>
-  <w:style w:type="character" w:default="1" w:styleId="DefaultParagraphFont">
+  <w:style w:type="character" w:default="1" w:styleId="Fuentedeprrafopredeter">
     <w:name w:val="Default Paragraph Font"/>
     <w:uiPriority w:val="1"/>
     <w:semiHidden/>
     <w:unhideWhenUsed/>
   </w:style>
-  <w:style w:type="table" w:default="1" w:styleId="TableNormal">
+  <w:style w:type="table" w:default="1" w:styleId="Tablanormal">
     <w:name w:val="Normal Table"/>
     <w:uiPriority w:val="99"/>
     <w:semiHidden/>
@@ -4579,13 +3841,13 @@
       </w:tblCellMar>
     </w:tblPr>
   </w:style>
-  <w:style w:type="numbering" w:default="1" w:styleId="NoList">
+  <w:style w:type="numbering" w:default="1" w:styleId="Sinlista">
     <w:name w:val="No List"/>
     <w:uiPriority w:val="99"/>
     <w:semiHidden/>
     <w:unhideWhenUsed/>
   </w:style>
-  <w:style w:type="table" w:customStyle="1" w:styleId="TableNormal0">
+  <w:style w:type="table" w:customStyle="1" w:styleId="TableNormal">
     <w:name w:val="TableNormal"/>
     <w:tblPr>
       <w:tblCellMar>
@@ -4596,7 +3858,7 @@
       </w:tblCellMar>
     </w:tblPr>
   </w:style>
-  <w:style w:type="paragraph" w:styleId="Title">
+  <w:style w:type="paragraph" w:styleId="Ttulo">
     <w:name w:val="Title"/>
     <w:basedOn w:val="Normal"/>
     <w:next w:val="Normal"/>
@@ -4615,7 +3877,7 @@
       <w:szCs w:val="52"/>
     </w:rPr>
   </w:style>
-  <w:style w:type="paragraph" w:styleId="Subtitle">
+  <w:style w:type="paragraph" w:styleId="Subttulo">
     <w:name w:val="Subtitle"/>
     <w:basedOn w:val="Normal"/>
     <w:next w:val="Normal"/>
@@ -4631,7 +3893,7 @@
     </w:rPr>
   </w:style>
   <w:style w:type="table" w:customStyle="1" w:styleId="a">
-    <w:basedOn w:val="TableNormal0"/>
+    <w:basedOn w:val="TableNormal"/>
     <w:pPr>
       <w:spacing w:after="0" w:line="240" w:lineRule="auto"/>
     </w:pPr>
@@ -4647,7 +3909,7 @@
     </w:tblPr>
   </w:style>
   <w:style w:type="table" w:customStyle="1" w:styleId="a0">
-    <w:basedOn w:val="TableNormal0"/>
+    <w:basedOn w:val="TableNormal"/>
     <w:pPr>
       <w:spacing w:after="0" w:line="240" w:lineRule="auto"/>
     </w:pPr>
@@ -4663,7 +3925,7 @@
     </w:tblPr>
   </w:style>
   <w:style w:type="table" w:customStyle="1" w:styleId="a1">
-    <w:basedOn w:val="TableNormal0"/>
+    <w:basedOn w:val="TableNormal"/>
     <w:pPr>
       <w:spacing w:after="0" w:line="240" w:lineRule="auto"/>
     </w:pPr>
@@ -4679,7 +3941,7 @@
     </w:tblPr>
   </w:style>
   <w:style w:type="table" w:customStyle="1" w:styleId="a2">
-    <w:basedOn w:val="TableNormal0"/>
+    <w:basedOn w:val="TableNormal"/>
     <w:pPr>
       <w:spacing w:after="0" w:line="240" w:lineRule="auto"/>
     </w:pPr>
@@ -4695,7 +3957,7 @@
     </w:tblPr>
   </w:style>
   <w:style w:type="table" w:customStyle="1" w:styleId="a3">
-    <w:basedOn w:val="TableNormal0"/>
+    <w:basedOn w:val="TableNormal"/>
     <w:pPr>
       <w:spacing w:after="0" w:line="240" w:lineRule="auto"/>
     </w:pPr>
@@ -4711,7 +3973,7 @@
     </w:tblPr>
   </w:style>
   <w:style w:type="table" w:customStyle="1" w:styleId="a4">
-    <w:basedOn w:val="TableNormal0"/>
+    <w:basedOn w:val="TableNormal"/>
     <w:pPr>
       <w:spacing w:after="0" w:line="240" w:lineRule="auto"/>
     </w:pPr>
@@ -4727,7 +3989,7 @@
     </w:tblPr>
   </w:style>
   <w:style w:type="table" w:customStyle="1" w:styleId="a5">
-    <w:basedOn w:val="TableNormal0"/>
+    <w:basedOn w:val="TableNormal"/>
     <w:pPr>
       <w:spacing w:after="0" w:line="240" w:lineRule="auto"/>
     </w:pPr>
